--- a/06-学生侧材料/讲义/数学工具/数学工具-第6讲-量纲数量级与估算.docx
+++ b/06-学生侧材料/讲义/数学工具/数学工具-第6讲-量纲数量级与估算.docx
@@ -2357,31 +2357,6 @@
         </w:rPr>
         <w:t>：</w:t>
       </w:r>
-      <w:r>
-        <w:rPr>
-          <w:rStyle w:val="VerbatimChar"/>
-          <w:rFonts w:ascii="Times New Roman" w:hAnsi="Times New Roman" w:eastAsia="Times New Roman" w:cs="Times New Roman"/>
-        </w:rPr>
-        <w:t xml:space="preserve">[E] = $ML^2T^{-2}</w:t>
-      </w:r>
-      <w:r>
-        <w:rPr>
-          <w:rFonts w:hint="eastAsia" w:ascii="Times New Roman" w:hAnsi="Times New Roman" w:eastAsia="Times New Roman" w:cs="Times New Roman"/>
-        </w:rPr>
-        <w:t>$（</w:t>
-      </w:r>
-      <w:r>
-        <w:rPr>
-          <w:rFonts w:hint="eastAsia" w:ascii="Times New Roman" w:hAnsi="Times New Roman" w:eastAsia="FangSong" w:cs="Times New Roman"/>
-        </w:rPr>
-        <w:t>由</w:t>
-      </w:r>
-      <w:r>
-        <w:rPr>
-          <w:rFonts w:ascii="Times New Roman" w:hAnsi="Times New Roman" w:eastAsia="Times New Roman" w:cs="Times New Roman"/>
-        </w:rPr>
-        <w:t xml:space="preserve"> </w:t>
-      </w:r>
       <m:oMath>
         <m:oMathPr>
           <m:ctrlPr>
@@ -2392,6 +2367,88 @@
           </m:ctrlPr>
         </m:oMathPr>
         <m:r>
+          <m:rPr>
+            <m:sty m:val="p"/>
+          </m:rPr>
+          <m:t>[</m:t>
+        </m:r>
+        <m:r>
+          <m:t>E</m:t>
+        </m:r>
+        <m:r>
+          <m:rPr>
+            <m:sty m:val="p"/>
+          </m:rPr>
+          <m:t>]</m:t>
+        </m:r>
+        <m:r>
+          <m:rPr>
+            <m:sty m:val="p"/>
+          </m:rPr>
+          <m:t>=</m:t>
+        </m:r>
+        <m:r>
+          <m:t>M</m:t>
+        </m:r>
+        <m:sSup>
+          <m:e>
+            <m:r>
+              <m:t>L</m:t>
+            </m:r>
+          </m:e>
+          <m:sup>
+            <m:r>
+              <m:t>2</m:t>
+            </m:r>
+          </m:sup>
+        </m:sSup>
+        <m:sSup>
+          <m:e>
+            <m:r>
+              <m:t>T</m:t>
+            </m:r>
+          </m:e>
+          <m:sup>
+            <m:r>
+              <m:rPr>
+                <m:sty m:val="p"/>
+              </m:rPr>
+              <m:t>−</m:t>
+            </m:r>
+            <m:r>
+              <m:t>2</m:t>
+            </m:r>
+          </m:sup>
+        </m:sSup>
+      </m:oMath>
+      <w:r>
+        <w:rPr>
+          <w:rFonts w:hint="eastAsia" w:ascii="Times New Roman" w:hAnsi="Times New Roman" w:eastAsia="Times New Roman" w:cs="Times New Roman"/>
+        </w:rPr>
+        <w:t>（</w:t>
+      </w:r>
+      <w:r>
+        <w:rPr>
+          <w:rFonts w:hint="eastAsia" w:ascii="Times New Roman" w:hAnsi="Times New Roman" w:eastAsia="FangSong" w:cs="Times New Roman"/>
+        </w:rPr>
+        <w:t>由</w:t>
+      </w:r>
+      <w:r>
+        <w:rPr>
+          <w:rFonts w:ascii="Times New Roman" w:hAnsi="Times New Roman" w:eastAsia="Times New Roman" w:cs="Times New Roman"/>
+        </w:rPr>
+        <w:t xml:space="preserve"> </w:t>
+      </w:r>
+      <m:oMath>
+        <m:oMathPr>
+          <m:ctrlPr>
+            <w:rPr>
+              <w:sz w:val="28"/>
+              <w:szCs w:val="28"/>
+            </w:rPr>
+          </m:ctrlPr>
+        </m:oMathPr>
+        <m:r>
           <m:t>E</m:t>
         </m:r>
         <m:r>
@@ -2461,18 +2518,81 @@
         </w:rPr>
         <w:t>：</w:t>
       </w:r>
-      <w:r>
-        <w:rPr>
-          <w:rStyle w:val="VerbatimChar"/>
-          <w:rFonts w:ascii="Times New Roman" w:hAnsi="Times New Roman" w:eastAsia="Times New Roman" w:cs="Times New Roman"/>
-        </w:rPr>
-        <w:t xml:space="preserve">[p] = $ML^{-1}T^{-2}</w:t>
-      </w:r>
-      <w:r>
-        <w:rPr>
-          <w:rFonts w:hint="eastAsia" w:ascii="Times New Roman" w:hAnsi="Times New Roman" w:eastAsia="Times New Roman" w:cs="Times New Roman"/>
-        </w:rPr>
-        <w:t>$（</w:t>
+      <m:oMath>
+        <m:oMathPr>
+          <m:ctrlPr>
+            <w:rPr>
+              <w:sz w:val="28"/>
+              <w:szCs w:val="28"/>
+            </w:rPr>
+          </m:ctrlPr>
+        </m:oMathPr>
+        <m:r>
+          <m:rPr>
+            <m:sty m:val="p"/>
+          </m:rPr>
+          <m:t>[</m:t>
+        </m:r>
+        <m:r>
+          <m:t>p</m:t>
+        </m:r>
+        <m:r>
+          <m:rPr>
+            <m:sty m:val="p"/>
+          </m:rPr>
+          <m:t>]</m:t>
+        </m:r>
+        <m:r>
+          <m:rPr>
+            <m:sty m:val="p"/>
+          </m:rPr>
+          <m:t>=</m:t>
+        </m:r>
+        <m:r>
+          <m:t>M</m:t>
+        </m:r>
+        <m:sSup>
+          <m:e>
+            <m:r>
+              <m:t>L</m:t>
+            </m:r>
+          </m:e>
+          <m:sup>
+            <m:r>
+              <m:rPr>
+                <m:sty m:val="p"/>
+              </m:rPr>
+              <m:t>−</m:t>
+            </m:r>
+            <m:r>
+              <m:t>1</m:t>
+            </m:r>
+          </m:sup>
+        </m:sSup>
+        <m:sSup>
+          <m:e>
+            <m:r>
+              <m:t>T</m:t>
+            </m:r>
+          </m:e>
+          <m:sup>
+            <m:r>
+              <m:rPr>
+                <m:sty m:val="p"/>
+              </m:rPr>
+              <m:t>−</m:t>
+            </m:r>
+            <m:r>
+              <m:t>2</m:t>
+            </m:r>
+          </m:sup>
+        </m:sSup>
+      </m:oMath>
+      <w:r>
+        <w:rPr>
+          <w:rFonts w:hint="eastAsia" w:ascii="Times New Roman" w:hAnsi="Times New Roman" w:eastAsia="Times New Roman" w:cs="Times New Roman"/>
+        </w:rPr>
+        <w:t>（</w:t>
       </w:r>
       <w:r>
         <w:rPr>
@@ -37390,7 +37510,7 @@
     <ns0:name ns0:val="Verbatim Char"/>
     <ns0:basedOn ns0:val="BodyTextChar"/>
     <ns0:rPr>
-      <ns0:rFonts ns0:ascii="SimSun" ns0:hAnsi="SimSun" ns0:eastAsia="SimSun" ns0:cs="SimSun"/>
+      <ns0:rFonts ns0:ascii="SimSun" ns0:cs="SimSun" ns0:eastAsia="SimSun" ns0:hAnsi="SimSun"/>
       <ns0:b ns0:val="0"/>
       <ns0:sz ns0:val="20"/>
     </ns0:rPr>
@@ -37468,7 +37588,7 @@
       <w:wordWrap w:val="off"/>
     </w:pPr>
     <ns0:rPr>
-      <w:rFonts w:ascii="SimSun" w:hAnsi="SimSun" w:eastAsia="SimSun" w:cs="SimSun"/>
+      <w:rFonts ns0:ascii="SimSun" ns0:hAnsi="SimSun" ns0:eastAsia="SimSun" ns0:cs="SimSun"/>
     </ns0:rPr>
   </w:style>
   <w:style w:type="character" w:customStyle="1" w:styleId="KeywordTok">
